--- a/az/scientists/CV/Word/Abuzerli_Murad_CV_AZ.docx
+++ b/az/scientists/CV/Word/Abuzerli_Murad_CV_AZ.docx
@@ -439,7 +439,7 @@
           <w:sz w:val="21"/>
           <w:szCs w:val="21"/>
         </w:rPr>
-        <w:t>Murad Abuzərli 2023–2026-cı illərdə Vyana Universitetində Marie Skłodowska-Curie Actions postdoktorantıdır. NEOVITA layihəsinin elmi rəhbərləri Prof. Markus Aspelmeyer və Dr. Uroš Delićdir. 2018–2022-ci illərdə Parisdə Kastler Brossel Laboratoriyasında, Dr. Quentin Glorieux-in rəhbərliyi ilə, işıqın paraksial mayesində tarazlıqdan kənar dinamika mövzusunda PhD dissertasiyası müdafiə edib. ESPCI Paris, Institut d’Optique, Paris-Saclay Universiteti və Sorbonne Universitetində oxuyub. CV-də nəşrlər siyahısına istinad var, lakin istinadların özü verilməyib.</w:t>
+        <w:t>Murad Abuzərli 2023–2026-cı illərdə Vyana Universitetində Marie Skłodowska-Curie Actions postdoktorantıdır. NEOVITA layihəsinin elmi rəhbərləri Prof. Markus Aspelmeyer və Dr. Uroš Delićdir. 2018–2022-ci illərdə Parisdə Kastler Brossel Laboratoriyasında, Dr. Quentin Glorieux-in rəhbərliyi ilə, işıqın paraksial mayesində tarazlıqdan kənar dinamika mövzusunda PhD dissertasiyası müdafiə edib. ESPCI Paris, Institut d’Optique, Paris-Saclay Universiteti və Sorbonne Universitetində oxuyub.</w:t>
       </w:r>
     </w:p>
     <w:p>
